--- a/S03/OOP INSTRUCTIONS.docx
+++ b/S03/OOP INSTRUCTIONS.docx
@@ -26,227 +26,180 @@
         <w:t xml:space="preserve">DOCK – </w:t>
       </w:r>
       <w:r>
-        <w:t xml:space="preserve">Instead </w:t>
-      </w:r>
-      <w:proofErr w:type="spellStart"/>
-      <w:r>
-        <w:t>na</w:t>
-      </w:r>
-      <w:proofErr w:type="spellEnd"/>
+        <w:t>Instead na isakto ang ilalagay na panel sa kunyari Top Part ng Window. Ginagawa ng Dock na magsasakto sya na parang nakakabit sa Top Part nung Window and Nakafill.</w:t>
+      </w:r>
+    </w:p>
+    <w:p>
+      <w:r>
+        <w:rPr>
+          <w:b/>
+          <w:bCs/>
+        </w:rPr>
+        <w:t xml:space="preserve">ANCHOR – </w:t>
+      </w:r>
+      <w:r>
+        <w:t>Since nagiiba ang size ng Windows, Ang anchor naghehelp para magstay ang isang object sa side na gusto mo without altering its size. Kunyari yung Minimize Buttons, naka anchor sa Top-Right.</w:t>
+      </w:r>
+    </w:p>
+    <w:p>
+      <w:pPr>
+        <w:rPr>
+          <w:b/>
+          <w:bCs/>
+        </w:rPr>
+      </w:pPr>
+      <w:r>
+        <w:rPr>
+          <w:b/>
+          <w:bCs/>
+        </w:rPr>
+        <w:t>Create a Project &gt; Windows Forms App (.NET Framework)</w:t>
+      </w:r>
+    </w:p>
+    <w:p>
+      <w:pPr>
+        <w:rPr>
+          <w:b/>
+          <w:bCs/>
+        </w:rPr>
+      </w:pPr>
+      <w:r>
+        <w:rPr>
+          <w:b/>
+          <w:bCs/>
+        </w:rPr>
+        <w:t>NEEDED ADDITION SA FILE</w:t>
+      </w:r>
+    </w:p>
+    <w:p>
+      <w:r>
+        <w:rPr>
+          <w:b/>
+          <w:bCs/>
+        </w:rPr>
+        <w:t xml:space="preserve">CRUD FOLDER: </w:t>
+      </w:r>
+      <w:r>
+        <w:t>Right Click Surname_EMS</w:t>
+      </w:r>
       <w:r>
         <w:t xml:space="preserve"> </w:t>
       </w:r>
-      <w:proofErr w:type="spellStart"/>
-      <w:r>
-        <w:t>isakto</w:t>
-      </w:r>
-      <w:proofErr w:type="spellEnd"/>
-      <w:r>
-        <w:t xml:space="preserve"> ang </w:t>
-      </w:r>
-      <w:proofErr w:type="spellStart"/>
-      <w:r>
-        <w:t>ilalagay</w:t>
-      </w:r>
-      <w:proofErr w:type="spellEnd"/>
-      <w:r>
-        <w:t xml:space="preserve"> </w:t>
-      </w:r>
-      <w:proofErr w:type="spellStart"/>
-      <w:r>
-        <w:t>na</w:t>
-      </w:r>
-      <w:proofErr w:type="spellEnd"/>
-      <w:r>
-        <w:t xml:space="preserve"> panel </w:t>
-      </w:r>
-      <w:proofErr w:type="spellStart"/>
-      <w:r>
-        <w:t>sa</w:t>
-      </w:r>
-      <w:proofErr w:type="spellEnd"/>
-      <w:r>
-        <w:t xml:space="preserve"> </w:t>
-      </w:r>
-      <w:proofErr w:type="spellStart"/>
-      <w:r>
-        <w:t>kunyari</w:t>
-      </w:r>
-      <w:proofErr w:type="spellEnd"/>
-      <w:r>
-        <w:t xml:space="preserve"> Top Part ng Window. </w:t>
-      </w:r>
-      <w:proofErr w:type="spellStart"/>
-      <w:r>
-        <w:t>Ginagawa</w:t>
-      </w:r>
-      <w:proofErr w:type="spellEnd"/>
-      <w:r>
-        <w:t xml:space="preserve"> ng Dock </w:t>
-      </w:r>
-      <w:proofErr w:type="spellStart"/>
-      <w:r>
-        <w:t>na</w:t>
-      </w:r>
-      <w:proofErr w:type="spellEnd"/>
-      <w:r>
-        <w:t xml:space="preserve"> </w:t>
-      </w:r>
-      <w:proofErr w:type="spellStart"/>
-      <w:r>
-        <w:t>magsasakto</w:t>
-      </w:r>
-      <w:proofErr w:type="spellEnd"/>
-      <w:r>
-        <w:t xml:space="preserve"> </w:t>
-      </w:r>
-      <w:proofErr w:type="spellStart"/>
-      <w:r>
-        <w:t>sya</w:t>
-      </w:r>
-      <w:proofErr w:type="spellEnd"/>
-      <w:r>
-        <w:t xml:space="preserve"> </w:t>
-      </w:r>
-      <w:proofErr w:type="spellStart"/>
-      <w:r>
-        <w:t>na</w:t>
-      </w:r>
-      <w:proofErr w:type="spellEnd"/>
-      <w:r>
-        <w:t xml:space="preserve"> parang </w:t>
-      </w:r>
-      <w:proofErr w:type="spellStart"/>
-      <w:r>
-        <w:t>nakakabit</w:t>
-      </w:r>
-      <w:proofErr w:type="spellEnd"/>
-      <w:r>
-        <w:t xml:space="preserve"> </w:t>
-      </w:r>
-      <w:proofErr w:type="spellStart"/>
-      <w:r>
-        <w:t>sa</w:t>
-      </w:r>
-      <w:proofErr w:type="spellEnd"/>
-      <w:r>
-        <w:t xml:space="preserve"> Top Part </w:t>
-      </w:r>
-      <w:proofErr w:type="spellStart"/>
-      <w:r>
-        <w:t>nung</w:t>
-      </w:r>
-      <w:proofErr w:type="spellEnd"/>
-      <w:r>
-        <w:t xml:space="preserve"> Window and </w:t>
-      </w:r>
-      <w:proofErr w:type="spellStart"/>
-      <w:r>
-        <w:t>Nakafill</w:t>
-      </w:r>
-      <w:proofErr w:type="spellEnd"/>
-      <w:r>
-        <w:t>.</w:t>
-      </w:r>
-    </w:p>
-    <w:p>
-      <w:r>
-        <w:rPr>
-          <w:b/>
-          <w:bCs/>
-        </w:rPr>
-        <w:t xml:space="preserve">ANCHOR – </w:t>
-      </w:r>
-      <w:r>
-        <w:t xml:space="preserve">Since </w:t>
-      </w:r>
-      <w:proofErr w:type="spellStart"/>
-      <w:r>
-        <w:t>nagiiba</w:t>
-      </w:r>
-      <w:proofErr w:type="spellEnd"/>
-      <w:r>
-        <w:t xml:space="preserve"> ang size ng Windows, Ang anchor </w:t>
-      </w:r>
-      <w:proofErr w:type="spellStart"/>
-      <w:r>
-        <w:t>naghehelp</w:t>
-      </w:r>
-      <w:proofErr w:type="spellEnd"/>
-      <w:r>
-        <w:t xml:space="preserve"> para </w:t>
-      </w:r>
-      <w:proofErr w:type="spellStart"/>
-      <w:r>
-        <w:t>magstay</w:t>
-      </w:r>
-      <w:proofErr w:type="spellEnd"/>
-      <w:r>
-        <w:t xml:space="preserve"> ang </w:t>
-      </w:r>
-      <w:proofErr w:type="spellStart"/>
-      <w:r>
-        <w:t>isang</w:t>
-      </w:r>
-      <w:proofErr w:type="spellEnd"/>
-      <w:r>
-        <w:t xml:space="preserve"> object </w:t>
-      </w:r>
-      <w:proofErr w:type="spellStart"/>
-      <w:r>
-        <w:t>sa</w:t>
-      </w:r>
-      <w:proofErr w:type="spellEnd"/>
-      <w:r>
-        <w:t xml:space="preserve"> side </w:t>
-      </w:r>
-      <w:proofErr w:type="spellStart"/>
-      <w:r>
-        <w:t>na</w:t>
-      </w:r>
-      <w:proofErr w:type="spellEnd"/>
-      <w:r>
-        <w:t xml:space="preserve"> gusto </w:t>
-      </w:r>
-      <w:proofErr w:type="spellStart"/>
-      <w:r>
-        <w:t>mo</w:t>
-      </w:r>
-      <w:proofErr w:type="spellEnd"/>
-      <w:r>
-        <w:t xml:space="preserve"> without altering its size. </w:t>
-      </w:r>
-      <w:proofErr w:type="spellStart"/>
-      <w:r>
-        <w:t>Kunyari</w:t>
-      </w:r>
-      <w:proofErr w:type="spellEnd"/>
-      <w:r>
-        <w:t xml:space="preserve"> </w:t>
-      </w:r>
-      <w:proofErr w:type="spellStart"/>
-      <w:r>
-        <w:t>yung</w:t>
-      </w:r>
-      <w:proofErr w:type="spellEnd"/>
-      <w:r>
-        <w:t xml:space="preserve"> Minimize Buttons, </w:t>
-      </w:r>
-      <w:proofErr w:type="spellStart"/>
-      <w:r>
-        <w:t>naka</w:t>
-      </w:r>
-      <w:proofErr w:type="spellEnd"/>
-      <w:r>
-        <w:t xml:space="preserve"> anchor </w:t>
-      </w:r>
-      <w:proofErr w:type="spellStart"/>
-      <w:r>
-        <w:t>sa</w:t>
-      </w:r>
-      <w:proofErr w:type="spellEnd"/>
-      <w:r>
-        <w:t xml:space="preserve"> Top-Right.</w:t>
+      <w:r>
+        <w:rPr>
+          <w:b/>
+          <w:bCs/>
+        </w:rPr>
+        <w:t xml:space="preserve">&gt; </w:t>
+      </w:r>
+      <w:r>
+        <w:t xml:space="preserve">Add </w:t>
+      </w:r>
+      <w:r>
+        <w:rPr>
+          <w:b/>
+          <w:bCs/>
+        </w:rPr>
+        <w:t xml:space="preserve">&gt; </w:t>
+      </w:r>
+      <w:r>
+        <w:t xml:space="preserve">New Folder </w:t>
+      </w:r>
+      <w:r>
+        <w:rPr>
+          <w:b/>
+          <w:bCs/>
+        </w:rPr>
+        <w:t xml:space="preserve">&gt; </w:t>
+      </w:r>
+      <w:r>
+        <w:t>Rename as “CRUD”</w:t>
+      </w:r>
+    </w:p>
+    <w:p>
+      <w:r>
+        <w:rPr>
+          <w:b/>
+          <w:bCs/>
+        </w:rPr>
+        <w:t xml:space="preserve">connection class: </w:t>
+      </w:r>
+      <w:r>
+        <w:t xml:space="preserve">Right Click CRUD folder </w:t>
+      </w:r>
+      <w:r>
+        <w:rPr>
+          <w:b/>
+          <w:bCs/>
+        </w:rPr>
+        <w:t xml:space="preserve">&gt; </w:t>
+      </w:r>
+      <w:r>
+        <w:t xml:space="preserve">Add &gt; Class </w:t>
+      </w:r>
+      <w:r>
+        <w:rPr>
+          <w:b/>
+          <w:bCs/>
+        </w:rPr>
+        <w:t xml:space="preserve">&gt; </w:t>
+      </w:r>
+      <w:r>
+        <w:t>Rename as “connection”</w:t>
+      </w:r>
+    </w:p>
+    <w:p>
+      <w:r>
+        <w:rPr>
+          <w:b/>
+          <w:bCs/>
+        </w:rPr>
+        <w:t>CRUD</w:t>
+      </w:r>
+      <w:r>
+        <w:rPr>
+          <w:b/>
+          <w:bCs/>
+        </w:rPr>
+        <w:t xml:space="preserve"> class: </w:t>
+      </w:r>
+      <w:r>
+        <w:t xml:space="preserve">Right Click CRUD folder </w:t>
+      </w:r>
+      <w:r>
+        <w:rPr>
+          <w:b/>
+          <w:bCs/>
+        </w:rPr>
+        <w:t xml:space="preserve">&gt; </w:t>
+      </w:r>
+      <w:r>
+        <w:t xml:space="preserve">Add &gt; Class </w:t>
+      </w:r>
+      <w:r>
+        <w:rPr>
+          <w:b/>
+          <w:bCs/>
+        </w:rPr>
+        <w:t xml:space="preserve">&gt; </w:t>
+      </w:r>
+      <w:r>
+        <w:t>Rename as “</w:t>
+      </w:r>
+      <w:r>
+        <w:t>CRUD”</w:t>
+      </w:r>
+    </w:p>
+    <w:p>
+      <w:r>
+        <w:rPr>
+          <w:b/>
+          <w:bCs/>
+        </w:rPr>
+        <w:t xml:space="preserve">Common class: </w:t>
+      </w:r>
+      <w:r>
+        <w:t>Right Click Surname_EMS &gt; Add &gt; Class &gt; Rename as “Common”</w:t>
       </w:r>
     </w:p>
     <w:p>
@@ -354,13 +307,8 @@
         </w:rPr>
         <w:t xml:space="preserve">Panel – Name: </w:t>
       </w:r>
-      <w:proofErr w:type="spellStart"/>
-      <w:r>
-        <w:t>pnlTitleBar</w:t>
-      </w:r>
-      <w:proofErr w:type="spellEnd"/>
-      <w:r>
-        <w:t xml:space="preserve">, </w:t>
+      <w:r>
+        <w:t xml:space="preserve">pnlTitleBar, </w:t>
       </w:r>
       <w:r>
         <w:rPr>
@@ -402,37 +350,8 @@
         </w:rPr>
         <w:t xml:space="preserve">Name: </w:t>
       </w:r>
-      <w:proofErr w:type="spellStart"/>
-      <w:r>
-        <w:t>lblSystemName</w:t>
-      </w:r>
-      <w:proofErr w:type="spellEnd"/>
-      <w:r>
-        <w:t xml:space="preserve">, Nasa </w:t>
-      </w:r>
-      <w:proofErr w:type="spellStart"/>
-      <w:r>
-        <w:t>loob</w:t>
-      </w:r>
-      <w:proofErr w:type="spellEnd"/>
-      <w:r>
-        <w:t xml:space="preserve"> </w:t>
-      </w:r>
-      <w:proofErr w:type="spellStart"/>
-      <w:r>
-        <w:t>dapat</w:t>
-      </w:r>
-      <w:proofErr w:type="spellEnd"/>
-      <w:r>
-        <w:t xml:space="preserve"> </w:t>
-      </w:r>
-      <w:proofErr w:type="spellStart"/>
-      <w:r>
-        <w:t>nung</w:t>
-      </w:r>
-      <w:proofErr w:type="spellEnd"/>
-      <w:r>
-        <w:t xml:space="preserve"> Top Panel. </w:t>
+      <w:r>
+        <w:t xml:space="preserve">lblSystemName, Nasa loob dapat nung Top Panel. </w:t>
       </w:r>
       <w:r>
         <w:rPr>
@@ -442,23 +361,7 @@
         <w:t xml:space="preserve">Font: </w:t>
       </w:r>
       <w:r>
-        <w:t xml:space="preserve">Microsoft Sans Serif, 14.2, Bold (Dito lang </w:t>
-      </w:r>
-      <w:proofErr w:type="spellStart"/>
-      <w:r>
-        <w:t>mahalaga</w:t>
-      </w:r>
-      <w:proofErr w:type="spellEnd"/>
-      <w:r>
-        <w:t xml:space="preserve"> </w:t>
-      </w:r>
-      <w:proofErr w:type="spellStart"/>
-      <w:r>
-        <w:t>yung</w:t>
-      </w:r>
-      <w:proofErr w:type="spellEnd"/>
-      <w:r>
-        <w:t xml:space="preserve"> font).</w:t>
+        <w:t>Microsoft Sans Serif, 14.2, Bold (Dito lang mahalaga yung font).</w:t>
       </w:r>
     </w:p>
     <w:p>
@@ -478,15 +381,11 @@
           <w:b/>
           <w:bCs/>
         </w:rPr>
+        <w:lastRenderedPageBreak/>
         <w:t xml:space="preserve">Panel – Name: </w:t>
       </w:r>
-      <w:proofErr w:type="spellStart"/>
-      <w:r>
-        <w:t>pnlSideMenu</w:t>
-      </w:r>
-      <w:proofErr w:type="spellEnd"/>
-      <w:r>
-        <w:t xml:space="preserve">, </w:t>
+      <w:r>
+        <w:t xml:space="preserve">pnlSideMenu, </w:t>
       </w:r>
       <w:r>
         <w:rPr>
@@ -528,13 +427,8 @@
         </w:rPr>
         <w:t xml:space="preserve">Name: </w:t>
       </w:r>
-      <w:proofErr w:type="spellStart"/>
-      <w:r>
-        <w:t>pnlStage</w:t>
-      </w:r>
-      <w:proofErr w:type="spellEnd"/>
-      <w:r>
-        <w:t xml:space="preserve">, </w:t>
+      <w:r>
+        <w:t xml:space="preserve">pnlStage, </w:t>
       </w:r>
       <w:r>
         <w:rPr>
@@ -563,13 +457,8 @@
         </w:rPr>
         <w:t xml:space="preserve">Button – Name: </w:t>
       </w:r>
-      <w:proofErr w:type="spellStart"/>
-      <w:r>
-        <w:t>btnMasterData</w:t>
-      </w:r>
-      <w:proofErr w:type="spellEnd"/>
-      <w:r>
-        <w:t xml:space="preserve">, </w:t>
+      <w:r>
+        <w:t xml:space="preserve">btnMasterData, </w:t>
       </w:r>
       <w:r>
         <w:rPr>
@@ -579,31 +468,7 @@
         <w:t xml:space="preserve">Flat Style: </w:t>
       </w:r>
       <w:r>
-        <w:t xml:space="preserve">Flat, Pede </w:t>
-      </w:r>
-      <w:proofErr w:type="spellStart"/>
-      <w:r>
-        <w:t>baguhin</w:t>
-      </w:r>
-      <w:proofErr w:type="spellEnd"/>
-      <w:r>
-        <w:t xml:space="preserve"> </w:t>
-      </w:r>
-      <w:proofErr w:type="spellStart"/>
-      <w:r>
-        <w:t>yung</w:t>
-      </w:r>
-      <w:proofErr w:type="spellEnd"/>
-      <w:r>
-        <w:t xml:space="preserve"> design ng Border </w:t>
-      </w:r>
-      <w:proofErr w:type="spellStart"/>
-      <w:r>
-        <w:t>sa</w:t>
-      </w:r>
-      <w:proofErr w:type="spellEnd"/>
-      <w:r>
-        <w:t xml:space="preserve"> </w:t>
+        <w:t xml:space="preserve">Flat, Pede baguhin yung design ng Border sa </w:t>
       </w:r>
       <w:r>
         <w:rPr>
@@ -613,31 +478,7 @@
         <w:t>Flat Appearance</w:t>
       </w:r>
       <w:r>
-        <w:t xml:space="preserve">, Bago I-dock make sure </w:t>
-      </w:r>
-      <w:proofErr w:type="spellStart"/>
-      <w:r>
-        <w:t>nasa</w:t>
-      </w:r>
-      <w:proofErr w:type="spellEnd"/>
-      <w:r>
-        <w:t xml:space="preserve"> </w:t>
-      </w:r>
-      <w:proofErr w:type="spellStart"/>
-      <w:r>
-        <w:t>loob</w:t>
-      </w:r>
-      <w:proofErr w:type="spellEnd"/>
-      <w:r>
-        <w:t xml:space="preserve"> ng Side Panel </w:t>
-      </w:r>
-      <w:proofErr w:type="spellStart"/>
-      <w:r>
-        <w:t>yung</w:t>
-      </w:r>
-      <w:proofErr w:type="spellEnd"/>
-      <w:r>
-        <w:t xml:space="preserve"> button then </w:t>
+        <w:t xml:space="preserve">, Bago I-dock make sure nasa loob ng Side Panel yung button then </w:t>
       </w:r>
       <w:r>
         <w:rPr>
@@ -669,16 +510,8 @@
         </w:rPr>
         <w:t xml:space="preserve">Button – Name: </w:t>
       </w:r>
-      <w:proofErr w:type="spellStart"/>
-      <w:r>
-        <w:t>btn</w:t>
-      </w:r>
-      <w:r>
-        <w:t>AddEmployee</w:t>
-      </w:r>
-      <w:proofErr w:type="spellEnd"/>
-      <w:r>
-        <w:t xml:space="preserve">, </w:t>
+      <w:r>
+        <w:t xml:space="preserve">btnAddEmployee, </w:t>
       </w:r>
       <w:r>
         <w:rPr>
@@ -688,31 +521,7 @@
         <w:t xml:space="preserve">Flat Style: </w:t>
       </w:r>
       <w:r>
-        <w:t xml:space="preserve">Flat, Pede </w:t>
-      </w:r>
-      <w:proofErr w:type="spellStart"/>
-      <w:r>
-        <w:t>baguhin</w:t>
-      </w:r>
-      <w:proofErr w:type="spellEnd"/>
-      <w:r>
-        <w:t xml:space="preserve"> </w:t>
-      </w:r>
-      <w:proofErr w:type="spellStart"/>
-      <w:r>
-        <w:t>yung</w:t>
-      </w:r>
-      <w:proofErr w:type="spellEnd"/>
-      <w:r>
-        <w:t xml:space="preserve"> design ng Border </w:t>
-      </w:r>
-      <w:proofErr w:type="spellStart"/>
-      <w:r>
-        <w:t>sa</w:t>
-      </w:r>
-      <w:proofErr w:type="spellEnd"/>
-      <w:r>
-        <w:t xml:space="preserve"> </w:t>
+        <w:t xml:space="preserve">Flat, Pede baguhin yung design ng Border sa </w:t>
       </w:r>
       <w:r>
         <w:rPr>
@@ -722,31 +531,7 @@
         <w:t>Flat Appearance</w:t>
       </w:r>
       <w:r>
-        <w:t xml:space="preserve">, Bago I-dock make sure </w:t>
-      </w:r>
-      <w:proofErr w:type="spellStart"/>
-      <w:r>
-        <w:t>nasa</w:t>
-      </w:r>
-      <w:proofErr w:type="spellEnd"/>
-      <w:r>
-        <w:t xml:space="preserve"> </w:t>
-      </w:r>
-      <w:proofErr w:type="spellStart"/>
-      <w:r>
-        <w:t>loob</w:t>
-      </w:r>
-      <w:proofErr w:type="spellEnd"/>
-      <w:r>
-        <w:t xml:space="preserve"> ng Side Panel </w:t>
-      </w:r>
-      <w:proofErr w:type="spellStart"/>
-      <w:r>
-        <w:t>yung</w:t>
-      </w:r>
-      <w:proofErr w:type="spellEnd"/>
-      <w:r>
-        <w:t xml:space="preserve"> button then </w:t>
+        <w:t xml:space="preserve">, Bago I-dock make sure nasa loob ng Side Panel yung button then </w:t>
       </w:r>
       <w:r>
         <w:rPr>
@@ -778,13 +563,8 @@
         </w:rPr>
         <w:t xml:space="preserve">Button – Name: </w:t>
       </w:r>
-      <w:proofErr w:type="spellStart"/>
-      <w:r>
-        <w:t>btnMinimize</w:t>
-      </w:r>
-      <w:proofErr w:type="spellEnd"/>
-      <w:r>
-        <w:t xml:space="preserve">, </w:t>
+      <w:r>
+        <w:t xml:space="preserve">btnMinimize, </w:t>
       </w:r>
       <w:r>
         <w:rPr>
@@ -814,19 +594,10 @@
           <w:b/>
           <w:bCs/>
         </w:rPr>
-        <w:lastRenderedPageBreak/>
         <w:t xml:space="preserve">Button – Name: </w:t>
       </w:r>
-      <w:proofErr w:type="spellStart"/>
-      <w:r>
-        <w:t>btnM</w:t>
-      </w:r>
-      <w:r>
-        <w:t>aximize</w:t>
-      </w:r>
-      <w:proofErr w:type="spellEnd"/>
-      <w:r>
-        <w:t xml:space="preserve">, </w:t>
+      <w:r>
+        <w:t xml:space="preserve">btnMaximize, </w:t>
       </w:r>
       <w:r>
         <w:rPr>
@@ -858,73 +629,625 @@
         </w:rPr>
         <w:t xml:space="preserve">Button – Name: </w:t>
       </w:r>
-      <w:proofErr w:type="spellStart"/>
-      <w:r>
-        <w:t>btn</w:t>
-      </w:r>
-      <w:r>
-        <w:t>Close</w:t>
-      </w:r>
-      <w:proofErr w:type="spellEnd"/>
+      <w:r>
+        <w:t xml:space="preserve">btnClose, </w:t>
+      </w:r>
+      <w:r>
+        <w:rPr>
+          <w:b/>
+          <w:bCs/>
+        </w:rPr>
+        <w:t xml:space="preserve">Anchor: </w:t>
+      </w:r>
+      <w:r>
+        <w:t>Top-Right</w:t>
+      </w:r>
+    </w:p>
+    <w:p/>
+    <w:p>
+      <w:r>
+        <w:rPr>
+          <w:b/>
+          <w:bCs/>
+        </w:rPr>
+        <w:t xml:space="preserve">Master Data Form – </w:t>
+      </w:r>
+      <w:r>
+        <w:t xml:space="preserve">Right Click Surname_EMS sa Solution Explorer &gt; Add &gt; Form (Windows Form) &gt; </w:t>
+      </w:r>
+      <w:r>
+        <w:rPr>
+          <w:b/>
+          <w:bCs/>
+        </w:rPr>
+        <w:t xml:space="preserve">File Name: </w:t>
+      </w:r>
+      <w:r>
+        <w:t>frmMasterData</w:t>
+      </w:r>
+    </w:p>
+    <w:p>
+      <w:r>
+        <w:rPr>
+          <w:noProof/>
+        </w:rPr>
+        <w:drawing>
+          <wp:inline distT="0" distB="0" distL="0" distR="0" wp14:anchorId="5E893462" wp14:editId="6B688744">
+            <wp:extent cx="5943600" cy="3750945"/>
+            <wp:effectExtent l="0" t="0" r="0" b="1905"/>
+            <wp:docPr id="1830163275" name="Picture 1"/>
+            <wp:cNvGraphicFramePr>
+              <a:graphicFrameLocks xmlns:a="http://schemas.openxmlformats.org/drawingml/2006/main" noChangeAspect="1"/>
+            </wp:cNvGraphicFramePr>
+            <a:graphic xmlns:a="http://schemas.openxmlformats.org/drawingml/2006/main">
+              <a:graphicData uri="http://schemas.openxmlformats.org/drawingml/2006/picture">
+                <pic:pic xmlns:pic="http://schemas.openxmlformats.org/drawingml/2006/picture">
+                  <pic:nvPicPr>
+                    <pic:cNvPr id="1830163275" name="Picture 1830163275"/>
+                    <pic:cNvPicPr/>
+                  </pic:nvPicPr>
+                  <pic:blipFill>
+                    <a:blip r:embed="rId6">
+                      <a:extLst>
+                        <a:ext uri="{28A0092B-C50C-407E-A947-70E740481C1C}">
+                          <a14:useLocalDpi xmlns:a14="http://schemas.microsoft.com/office/drawing/2010/main" val="0"/>
+                        </a:ext>
+                      </a:extLst>
+                    </a:blip>
+                    <a:stretch>
+                      <a:fillRect/>
+                    </a:stretch>
+                  </pic:blipFill>
+                  <pic:spPr>
+                    <a:xfrm>
+                      <a:off x="0" y="0"/>
+                      <a:ext cx="5943600" cy="3750945"/>
+                    </a:xfrm>
+                    <a:prstGeom prst="rect">
+                      <a:avLst/>
+                    </a:prstGeom>
+                  </pic:spPr>
+                </pic:pic>
+              </a:graphicData>
+            </a:graphic>
+          </wp:inline>
+        </w:drawing>
+      </w:r>
+    </w:p>
+    <w:p>
+      <w:r>
+        <w:rPr>
+          <w:b/>
+          <w:bCs/>
+        </w:rPr>
+        <w:t xml:space="preserve">NOTE: </w:t>
+      </w:r>
+      <w:r>
+        <w:t>Yung size ng Forms ay dapat kasing size nung pnlStage</w:t>
+      </w:r>
+    </w:p>
+    <w:p>
+      <w:pPr>
+        <w:pStyle w:val="ListParagraph"/>
+        <w:numPr>
+          <w:ilvl w:val="0"/>
+          <w:numId w:val="2"/>
+        </w:numPr>
+        <w:rPr>
+          <w:b/>
+          <w:bCs/>
+        </w:rPr>
+      </w:pPr>
+      <w:r>
+        <w:rPr>
+          <w:b/>
+          <w:bCs/>
+        </w:rPr>
+        <w:t xml:space="preserve">Panel – Name: </w:t>
+      </w:r>
+      <w:r>
+        <w:t>pnlSubtitle, Dock Top</w:t>
+      </w:r>
+    </w:p>
+    <w:p>
+      <w:pPr>
+        <w:pStyle w:val="ListParagraph"/>
+        <w:numPr>
+          <w:ilvl w:val="0"/>
+          <w:numId w:val="2"/>
+        </w:numPr>
+        <w:rPr>
+          <w:b/>
+          <w:bCs/>
+        </w:rPr>
+      </w:pPr>
+      <w:r>
+        <w:rPr>
+          <w:b/>
+          <w:bCs/>
+        </w:rPr>
+        <w:t>Label –</w:t>
+      </w:r>
+      <w:r>
+        <w:t xml:space="preserve"> </w:t>
+      </w:r>
+      <w:r>
+        <w:rPr>
+          <w:b/>
+          <w:bCs/>
+        </w:rPr>
+        <w:t xml:space="preserve">Name: </w:t>
+      </w:r>
+      <w:r>
+        <w:t>lblMasterData</w:t>
+      </w:r>
+    </w:p>
+    <w:p>
+      <w:pPr>
+        <w:pStyle w:val="ListParagraph"/>
+        <w:numPr>
+          <w:ilvl w:val="0"/>
+          <w:numId w:val="2"/>
+        </w:numPr>
+        <w:rPr>
+          <w:b/>
+          <w:bCs/>
+        </w:rPr>
+      </w:pPr>
+      <w:r>
+        <w:rPr>
+          <w:b/>
+          <w:bCs/>
+        </w:rPr>
+        <w:t>Data Grid View –</w:t>
+      </w:r>
+      <w:r>
+        <w:t xml:space="preserve"> </w:t>
+      </w:r>
+      <w:r>
+        <w:rPr>
+          <w:b/>
+          <w:bCs/>
+        </w:rPr>
+        <w:t xml:space="preserve">Name: </w:t>
+      </w:r>
+      <w:r>
+        <w:t xml:space="preserve">dvgMasterdata, </w:t>
+      </w:r>
+      <w:r>
+        <w:rPr>
+          <w:b/>
+          <w:bCs/>
+        </w:rPr>
+        <w:t xml:space="preserve">Dock: </w:t>
+      </w:r>
+      <w:r>
+        <w:t>Fill</w:t>
+      </w:r>
+    </w:p>
+    <w:p>
+      <w:pPr>
+        <w:rPr>
+          <w:b/>
+          <w:bCs/>
+        </w:rPr>
+      </w:pPr>
+    </w:p>
+    <w:p>
+      <w:pPr>
+        <w:rPr>
+          <w:b/>
+          <w:bCs/>
+        </w:rPr>
+      </w:pPr>
+    </w:p>
+    <w:p>
+      <w:pPr>
+        <w:rPr>
+          <w:b/>
+          <w:bCs/>
+        </w:rPr>
+      </w:pPr>
+    </w:p>
+    <w:p>
+      <w:pPr>
+        <w:rPr>
+          <w:b/>
+          <w:bCs/>
+        </w:rPr>
+      </w:pPr>
+    </w:p>
+    <w:p>
+      <w:pPr>
+        <w:rPr>
+          <w:b/>
+          <w:bCs/>
+        </w:rPr>
+      </w:pPr>
+    </w:p>
+    <w:p>
+      <w:r>
+        <w:rPr>
+          <w:b/>
+          <w:bCs/>
+        </w:rPr>
+        <w:t>Add Employee</w:t>
+      </w:r>
+      <w:r>
+        <w:rPr>
+          <w:b/>
+          <w:bCs/>
+        </w:rPr>
+        <w:t xml:space="preserve"> Form – </w:t>
+      </w:r>
+      <w:r>
+        <w:t xml:space="preserve">Right Click Surname_EMS sa Solution Explorer &gt; Add &gt; Form (Windows Form) &gt; </w:t>
+      </w:r>
+      <w:r>
+        <w:rPr>
+          <w:b/>
+          <w:bCs/>
+        </w:rPr>
+        <w:t xml:space="preserve">File Name: </w:t>
+      </w:r>
+      <w:r>
+        <w:t>frm</w:t>
+      </w:r>
+      <w:r>
+        <w:t>AddEmployee</w:t>
+      </w:r>
+    </w:p>
+    <w:p>
+      <w:r>
+        <w:rPr>
+          <w:noProof/>
+        </w:rPr>
+        <w:drawing>
+          <wp:inline distT="0" distB="0" distL="0" distR="0" wp14:anchorId="35082545" wp14:editId="0697100C">
+            <wp:extent cx="5943600" cy="3748405"/>
+            <wp:effectExtent l="0" t="0" r="0" b="4445"/>
+            <wp:docPr id="708976859" name="Picture 2"/>
+            <wp:cNvGraphicFramePr>
+              <a:graphicFrameLocks xmlns:a="http://schemas.openxmlformats.org/drawingml/2006/main" noChangeAspect="1"/>
+            </wp:cNvGraphicFramePr>
+            <a:graphic xmlns:a="http://schemas.openxmlformats.org/drawingml/2006/main">
+              <a:graphicData uri="http://schemas.openxmlformats.org/drawingml/2006/picture">
+                <pic:pic xmlns:pic="http://schemas.openxmlformats.org/drawingml/2006/picture">
+                  <pic:nvPicPr>
+                    <pic:cNvPr id="708976859" name="Picture 708976859"/>
+                    <pic:cNvPicPr/>
+                  </pic:nvPicPr>
+                  <pic:blipFill>
+                    <a:blip r:embed="rId7">
+                      <a:extLst>
+                        <a:ext uri="{28A0092B-C50C-407E-A947-70E740481C1C}">
+                          <a14:useLocalDpi xmlns:a14="http://schemas.microsoft.com/office/drawing/2010/main" val="0"/>
+                        </a:ext>
+                      </a:extLst>
+                    </a:blip>
+                    <a:stretch>
+                      <a:fillRect/>
+                    </a:stretch>
+                  </pic:blipFill>
+                  <pic:spPr>
+                    <a:xfrm>
+                      <a:off x="0" y="0"/>
+                      <a:ext cx="5943600" cy="3748405"/>
+                    </a:xfrm>
+                    <a:prstGeom prst="rect">
+                      <a:avLst/>
+                    </a:prstGeom>
+                  </pic:spPr>
+                </pic:pic>
+              </a:graphicData>
+            </a:graphic>
+          </wp:inline>
+        </w:drawing>
+      </w:r>
+    </w:p>
+    <w:p>
+      <w:r>
+        <w:rPr>
+          <w:b/>
+          <w:bCs/>
+        </w:rPr>
+        <w:t xml:space="preserve">NOTE: </w:t>
+      </w:r>
+      <w:r>
+        <w:t>Yung size ng Forms ay dapat kasing size nung pnlStage</w:t>
+      </w:r>
+    </w:p>
+    <w:p>
+      <w:pPr>
+        <w:pStyle w:val="ListParagraph"/>
+        <w:numPr>
+          <w:ilvl w:val="0"/>
+          <w:numId w:val="3"/>
+        </w:numPr>
+        <w:rPr>
+          <w:b/>
+          <w:bCs/>
+        </w:rPr>
+      </w:pPr>
+      <w:r>
+        <w:rPr>
+          <w:b/>
+          <w:bCs/>
+        </w:rPr>
+        <w:t xml:space="preserve">Panel – Name: </w:t>
+      </w:r>
+      <w:r>
+        <w:t xml:space="preserve">pnlSubtitle, </w:t>
+      </w:r>
+      <w:r>
+        <w:rPr>
+          <w:b/>
+          <w:bCs/>
+        </w:rPr>
+        <w:t xml:space="preserve">Dock: </w:t>
+      </w:r>
+      <w:r>
+        <w:t>Top</w:t>
+      </w:r>
+    </w:p>
+    <w:p>
+      <w:pPr>
+        <w:pStyle w:val="ListParagraph"/>
+        <w:numPr>
+          <w:ilvl w:val="0"/>
+          <w:numId w:val="3"/>
+        </w:numPr>
+        <w:rPr>
+          <w:b/>
+          <w:bCs/>
+        </w:rPr>
+      </w:pPr>
+      <w:r>
+        <w:rPr>
+          <w:b/>
+          <w:bCs/>
+        </w:rPr>
+        <w:t>Label –</w:t>
+      </w:r>
+      <w:r>
+        <w:t xml:space="preserve"> </w:t>
+      </w:r>
+      <w:r>
+        <w:rPr>
+          <w:b/>
+          <w:bCs/>
+        </w:rPr>
+        <w:t xml:space="preserve">Name: </w:t>
+      </w:r>
+      <w:r>
+        <w:t>lblAddEmployee</w:t>
+      </w:r>
+    </w:p>
+    <w:p>
+      <w:pPr>
+        <w:pStyle w:val="ListParagraph"/>
+        <w:numPr>
+          <w:ilvl w:val="0"/>
+          <w:numId w:val="3"/>
+        </w:numPr>
+        <w:rPr>
+          <w:b/>
+          <w:bCs/>
+        </w:rPr>
+      </w:pPr>
+      <w:r>
+        <w:rPr>
+          <w:b/>
+          <w:bCs/>
+        </w:rPr>
+        <w:t>Group Box –</w:t>
+      </w:r>
+      <w:r>
+        <w:t xml:space="preserve"> </w:t>
+      </w:r>
+      <w:r>
+        <w:rPr>
+          <w:b/>
+          <w:bCs/>
+        </w:rPr>
+        <w:t xml:space="preserve">Name: </w:t>
+      </w:r>
+      <w:r>
+        <w:t xml:space="preserve">gbEmployeeInput, </w:t>
+      </w:r>
+      <w:r>
+        <w:rPr>
+          <w:b/>
+          <w:bCs/>
+        </w:rPr>
+        <w:t xml:space="preserve">Dock: </w:t>
+      </w:r>
+      <w:r>
+        <w:t>Top</w:t>
+      </w:r>
+    </w:p>
+    <w:p>
+      <w:pPr>
+        <w:pStyle w:val="ListParagraph"/>
+        <w:numPr>
+          <w:ilvl w:val="0"/>
+          <w:numId w:val="3"/>
+        </w:numPr>
+        <w:rPr>
+          <w:b/>
+          <w:bCs/>
+        </w:rPr>
+      </w:pPr>
+      <w:r>
+        <w:rPr>
+          <w:b/>
+          <w:bCs/>
+        </w:rPr>
+        <w:t>Label lahat –</w:t>
+      </w:r>
+      <w:r>
+        <w:t xml:space="preserve"> </w:t>
+      </w:r>
+      <w:r>
+        <w:rPr>
+          <w:b/>
+          <w:bCs/>
+        </w:rPr>
+        <w:t xml:space="preserve">Name: </w:t>
+      </w:r>
+      <w:r>
+        <w:t>lbl tapos yung text (e.g. lblEmployeeNumber)</w:t>
+      </w:r>
+    </w:p>
+    <w:p>
+      <w:pPr>
+        <w:pStyle w:val="ListParagraph"/>
+        <w:numPr>
+          <w:ilvl w:val="0"/>
+          <w:numId w:val="3"/>
+        </w:numPr>
+        <w:rPr>
+          <w:b/>
+          <w:bCs/>
+        </w:rPr>
+      </w:pPr>
+      <w:r>
+        <w:rPr>
+          <w:b/>
+          <w:bCs/>
+        </w:rPr>
+        <w:t>Text Box lahat –</w:t>
+      </w:r>
+      <w:r>
+        <w:t xml:space="preserve"> </w:t>
+      </w:r>
+      <w:r>
+        <w:rPr>
+          <w:b/>
+          <w:bCs/>
+        </w:rPr>
+        <w:t xml:space="preserve">Name: </w:t>
+      </w:r>
+      <w:r>
+        <w:t>tb tapos yung text sa label (e.g. tbEmployeeNumber)</w:t>
+      </w:r>
+    </w:p>
+    <w:p>
+      <w:pPr>
+        <w:pStyle w:val="ListParagraph"/>
+        <w:numPr>
+          <w:ilvl w:val="0"/>
+          <w:numId w:val="3"/>
+        </w:numPr>
+        <w:rPr>
+          <w:b/>
+          <w:bCs/>
+        </w:rPr>
+      </w:pPr>
+      <w:r>
+        <w:rPr>
+          <w:b/>
+          <w:bCs/>
+        </w:rPr>
+        <w:t>Combo Box –</w:t>
+      </w:r>
+      <w:r>
+        <w:t xml:space="preserve"> </w:t>
+      </w:r>
+      <w:r>
+        <w:rPr>
+          <w:b/>
+          <w:bCs/>
+        </w:rPr>
+        <w:t xml:space="preserve">Name: </w:t>
+      </w:r>
+      <w:r>
+        <w:t xml:space="preserve">cmbSection, </w:t>
+      </w:r>
+      <w:r>
+        <w:rPr>
+          <w:b/>
+          <w:bCs/>
+        </w:rPr>
+        <w:t xml:space="preserve">DropDownStyle: </w:t>
+      </w:r>
+      <w:r>
+        <w:t>DropDownList,</w:t>
+      </w:r>
+      <w:r>
+        <w:rPr>
+          <w:b/>
+          <w:bCs/>
+        </w:rPr>
+        <w:t xml:space="preserve"> Items: </w:t>
+      </w:r>
+      <w:r>
+        <w:t>BPS</w:t>
+      </w:r>
       <w:r>
         <w:t xml:space="preserve">, </w:t>
       </w:r>
       <w:r>
-        <w:rPr>
-          <w:b/>
-          <w:bCs/>
-        </w:rPr>
-        <w:t xml:space="preserve">Anchor: </w:t>
-      </w:r>
-      <w:r>
-        <w:t>Top-Righ</w:t>
-      </w:r>
-      <w:r>
-        <w:t>t</w:t>
-      </w:r>
-    </w:p>
-    <w:p/>
-    <w:p>
-      <w:r>
-        <w:rPr>
-          <w:b/>
-          <w:bCs/>
-        </w:rPr>
-        <w:t xml:space="preserve">Master Data Form – </w:t>
-      </w:r>
-      <w:r>
-        <w:t xml:space="preserve">Right Click </w:t>
-      </w:r>
-      <w:proofErr w:type="spellStart"/>
-      <w:r>
-        <w:t>Surname_EMS</w:t>
-      </w:r>
-      <w:proofErr w:type="spellEnd"/>
+        <w:t>IT</w:t>
+      </w:r>
+      <w:r>
+        <w:t xml:space="preserve">, </w:t>
+      </w:r>
+      <w:r>
+        <w:t>HR</w:t>
+      </w:r>
+      <w:r>
+        <w:t xml:space="preserve">, </w:t>
+      </w:r>
+      <w:r>
+        <w:t>GA</w:t>
+      </w:r>
+      <w:r>
+        <w:t xml:space="preserve">, </w:t>
+      </w:r>
+      <w:r>
+        <w:t>Printer</w:t>
+      </w:r>
+      <w:r>
+        <w:t xml:space="preserve">, </w:t>
+      </w:r>
+      <w:r>
+        <w:t>Tape</w:t>
+      </w:r>
+    </w:p>
+    <w:p>
+      <w:pPr>
+        <w:pStyle w:val="ListParagraph"/>
+        <w:numPr>
+          <w:ilvl w:val="0"/>
+          <w:numId w:val="3"/>
+        </w:numPr>
+        <w:rPr>
+          <w:b/>
+          <w:bCs/>
+        </w:rPr>
+      </w:pPr>
+      <w:r>
+        <w:rPr>
+          <w:b/>
+          <w:bCs/>
+        </w:rPr>
+        <w:t>Button –</w:t>
+      </w:r>
       <w:r>
         <w:t xml:space="preserve"> </w:t>
       </w:r>
-      <w:proofErr w:type="spellStart"/>
-      <w:r>
-        <w:t>sa</w:t>
-      </w:r>
-      <w:proofErr w:type="spellEnd"/>
-      <w:r>
-        <w:t xml:space="preserve"> Solution Explorer &gt; Add &gt; Form (Windows Form) &gt; </w:t>
-      </w:r>
-      <w:r>
-        <w:rPr>
-          <w:b/>
-          <w:bCs/>
-        </w:rPr>
-        <w:t xml:space="preserve">File Name: </w:t>
-      </w:r>
-      <w:proofErr w:type="spellStart"/>
-      <w:r>
-        <w:t>frmMasterData</w:t>
-      </w:r>
-      <w:proofErr w:type="spellEnd"/>
-    </w:p>
-    <w:p/>
+      <w:r>
+        <w:rPr>
+          <w:b/>
+          <w:bCs/>
+        </w:rPr>
+        <w:t xml:space="preserve">Name: </w:t>
+      </w:r>
+      <w:r>
+        <w:t>btnInsertUpdate</w:t>
+      </w:r>
+    </w:p>
     <w:sectPr>
       <w:pgSz w:w="12240" w:h="15840"/>
       <w:pgMar w:top="1440" w:right="1440" w:bottom="1440" w:left="1440" w:header="708" w:footer="708" w:gutter="0"/>
@@ -938,9 +1261,9 @@
 <file path=word/numbering.xml><?xml version="1.0" encoding="utf-8"?>
 <w:numbering xmlns:wpc="http://schemas.microsoft.com/office/word/2010/wordprocessingCanvas" xmlns:cx="http://schemas.microsoft.com/office/drawing/2014/chartex" xmlns:cx1="http://schemas.microsoft.com/office/drawing/2015/9/8/chartex" xmlns:cx2="http://schemas.microsoft.com/office/drawing/2015/10/21/chartex" xmlns:cx3="http://schemas.microsoft.com/office/drawing/2016/5/9/chartex" xmlns:cx4="http://schemas.microsoft.com/office/drawing/2016/5/10/chartex" xmlns:cx5="http://schemas.microsoft.com/office/drawing/2016/5/11/chartex" xmlns:cx6="http://schemas.microsoft.com/office/drawing/2016/5/12/chartex" xmlns:cx7="http://schemas.microsoft.com/office/drawing/2016/5/13/chartex" xmlns:cx8="http://schemas.microsoft.com/office/drawing/2016/5/14/chartex" xmlns:mc="http://schemas.openxmlformats.org/markup-compatibility/2006" xmlns:aink="http://schemas.microsoft.com/office/drawing/2016/ink" xmlns:am3d="http://schemas.microsoft.com/office/drawing/2017/model3d" xmlns:o="urn:schemas-microsoft-com:office:office" xmlns:oel="http://schemas.microsoft.com/office/2019/extlst" xmlns:r="http://schemas.openxmlformats.org/officeDocument/2006/relationships" xmlns:m="http://schemas.openxmlformats.org/officeDocument/2006/math" xmlns:v="urn:schemas-microsoft-com:vml" xmlns:wp14="http://schemas.microsoft.com/office/word/2010/wordprocessingDrawing" xmlns:wp="http://schemas.openxmlformats.org/drawingml/2006/wordprocessingDrawing" xmlns:w10="urn:schemas-microsoft-com:office:word" xmlns:w="http://schemas.openxmlformats.org/wordprocessingml/2006/main" xmlns:w14="http://schemas.microsoft.com/office/word/2010/wordml" xmlns:w15="http://schemas.microsoft.com/office/word/2012/wordml" xmlns:w16cex="http://schemas.microsoft.com/office/word/2018/wordml/cex" xmlns:w16cid="http://schemas.microsoft.com/office/word/2016/wordml/cid" xmlns:w16="http://schemas.microsoft.com/office/word/2018/wordml" xmlns:w16du="http://schemas.microsoft.com/office/word/2023/wordml/word16du" xmlns:w16sdtdh="http://schemas.microsoft.com/office/word/2020/wordml/sdtdatahash" xmlns:w16sdtfl="http://schemas.microsoft.com/office/word/2024/wordml/sdtformatlock" xmlns:w16se="http://schemas.microsoft.com/office/word/2015/wordml/symex" xmlns:wpg="http://schemas.microsoft.com/office/word/2010/wordprocessingGroup" xmlns:wpi="http://schemas.microsoft.com/office/word/2010/wordprocessingInk" xmlns:wne="http://schemas.microsoft.com/office/word/2006/wordml" xmlns:wps="http://schemas.microsoft.com/office/word/2010/wordprocessingShape" mc:Ignorable="w14 w15 w16se w16cid w16 w16cex w16sdtdh w16sdtfl w16du wp14">
   <w:abstractNum w:abstractNumId="0" w15:restartNumberingAfterBreak="0">
-    <w:nsid w:val="787914DF"/>
+    <w:nsid w:val="4FFC3BE7"/>
     <w:multiLevelType w:val="hybridMultilevel"/>
-    <w:tmpl w:val="61C8A5BA"/>
+    <w:tmpl w:val="11F2EF5E"/>
     <w:lvl w:ilvl="0" w:tplc="3409000F">
       <w:start w:val="1"/>
       <w:numFmt w:val="decimal"/>
@@ -1026,8 +1349,192 @@
       </w:pPr>
     </w:lvl>
   </w:abstractNum>
+  <w:abstractNum w:abstractNumId="1" w15:restartNumberingAfterBreak="0">
+    <w:nsid w:val="787914DF"/>
+    <w:multiLevelType w:val="hybridMultilevel"/>
+    <w:tmpl w:val="61C8A5BA"/>
+    <w:lvl w:ilvl="0" w:tplc="3409000F">
+      <w:start w:val="1"/>
+      <w:numFmt w:val="decimal"/>
+      <w:lvlText w:val="%1."/>
+      <w:lvlJc w:val="left"/>
+      <w:pPr>
+        <w:ind w:left="720" w:hanging="360"/>
+      </w:pPr>
+      <w:rPr>
+        <w:rFonts w:hint="default"/>
+      </w:rPr>
+    </w:lvl>
+    <w:lvl w:ilvl="1" w:tplc="34090019" w:tentative="1">
+      <w:start w:val="1"/>
+      <w:numFmt w:val="lowerLetter"/>
+      <w:lvlText w:val="%2."/>
+      <w:lvlJc w:val="left"/>
+      <w:pPr>
+        <w:ind w:left="1440" w:hanging="360"/>
+      </w:pPr>
+    </w:lvl>
+    <w:lvl w:ilvl="2" w:tplc="3409001B" w:tentative="1">
+      <w:start w:val="1"/>
+      <w:numFmt w:val="lowerRoman"/>
+      <w:lvlText w:val="%3."/>
+      <w:lvlJc w:val="right"/>
+      <w:pPr>
+        <w:ind w:left="2160" w:hanging="180"/>
+      </w:pPr>
+    </w:lvl>
+    <w:lvl w:ilvl="3" w:tplc="3409000F" w:tentative="1">
+      <w:start w:val="1"/>
+      <w:numFmt w:val="decimal"/>
+      <w:lvlText w:val="%4."/>
+      <w:lvlJc w:val="left"/>
+      <w:pPr>
+        <w:ind w:left="2880" w:hanging="360"/>
+      </w:pPr>
+    </w:lvl>
+    <w:lvl w:ilvl="4" w:tplc="34090019" w:tentative="1">
+      <w:start w:val="1"/>
+      <w:numFmt w:val="lowerLetter"/>
+      <w:lvlText w:val="%5."/>
+      <w:lvlJc w:val="left"/>
+      <w:pPr>
+        <w:ind w:left="3600" w:hanging="360"/>
+      </w:pPr>
+    </w:lvl>
+    <w:lvl w:ilvl="5" w:tplc="3409001B" w:tentative="1">
+      <w:start w:val="1"/>
+      <w:numFmt w:val="lowerRoman"/>
+      <w:lvlText w:val="%6."/>
+      <w:lvlJc w:val="right"/>
+      <w:pPr>
+        <w:ind w:left="4320" w:hanging="180"/>
+      </w:pPr>
+    </w:lvl>
+    <w:lvl w:ilvl="6" w:tplc="3409000F" w:tentative="1">
+      <w:start w:val="1"/>
+      <w:numFmt w:val="decimal"/>
+      <w:lvlText w:val="%7."/>
+      <w:lvlJc w:val="left"/>
+      <w:pPr>
+        <w:ind w:left="5040" w:hanging="360"/>
+      </w:pPr>
+    </w:lvl>
+    <w:lvl w:ilvl="7" w:tplc="34090019" w:tentative="1">
+      <w:start w:val="1"/>
+      <w:numFmt w:val="lowerLetter"/>
+      <w:lvlText w:val="%8."/>
+      <w:lvlJc w:val="left"/>
+      <w:pPr>
+        <w:ind w:left="5760" w:hanging="360"/>
+      </w:pPr>
+    </w:lvl>
+    <w:lvl w:ilvl="8" w:tplc="3409001B" w:tentative="1">
+      <w:start w:val="1"/>
+      <w:numFmt w:val="lowerRoman"/>
+      <w:lvlText w:val="%9."/>
+      <w:lvlJc w:val="right"/>
+      <w:pPr>
+        <w:ind w:left="6480" w:hanging="180"/>
+      </w:pPr>
+    </w:lvl>
+  </w:abstractNum>
+  <w:abstractNum w:abstractNumId="2" w15:restartNumberingAfterBreak="0">
+    <w:nsid w:val="79690596"/>
+    <w:multiLevelType w:val="hybridMultilevel"/>
+    <w:tmpl w:val="AEFC96D0"/>
+    <w:lvl w:ilvl="0" w:tplc="3409000F">
+      <w:start w:val="1"/>
+      <w:numFmt w:val="decimal"/>
+      <w:lvlText w:val="%1."/>
+      <w:lvlJc w:val="left"/>
+      <w:pPr>
+        <w:ind w:left="720" w:hanging="360"/>
+      </w:pPr>
+      <w:rPr>
+        <w:rFonts w:hint="default"/>
+      </w:rPr>
+    </w:lvl>
+    <w:lvl w:ilvl="1" w:tplc="34090019" w:tentative="1">
+      <w:start w:val="1"/>
+      <w:numFmt w:val="lowerLetter"/>
+      <w:lvlText w:val="%2."/>
+      <w:lvlJc w:val="left"/>
+      <w:pPr>
+        <w:ind w:left="1440" w:hanging="360"/>
+      </w:pPr>
+    </w:lvl>
+    <w:lvl w:ilvl="2" w:tplc="3409001B" w:tentative="1">
+      <w:start w:val="1"/>
+      <w:numFmt w:val="lowerRoman"/>
+      <w:lvlText w:val="%3."/>
+      <w:lvlJc w:val="right"/>
+      <w:pPr>
+        <w:ind w:left="2160" w:hanging="180"/>
+      </w:pPr>
+    </w:lvl>
+    <w:lvl w:ilvl="3" w:tplc="3409000F" w:tentative="1">
+      <w:start w:val="1"/>
+      <w:numFmt w:val="decimal"/>
+      <w:lvlText w:val="%4."/>
+      <w:lvlJc w:val="left"/>
+      <w:pPr>
+        <w:ind w:left="2880" w:hanging="360"/>
+      </w:pPr>
+    </w:lvl>
+    <w:lvl w:ilvl="4" w:tplc="34090019" w:tentative="1">
+      <w:start w:val="1"/>
+      <w:numFmt w:val="lowerLetter"/>
+      <w:lvlText w:val="%5."/>
+      <w:lvlJc w:val="left"/>
+      <w:pPr>
+        <w:ind w:left="3600" w:hanging="360"/>
+      </w:pPr>
+    </w:lvl>
+    <w:lvl w:ilvl="5" w:tplc="3409001B" w:tentative="1">
+      <w:start w:val="1"/>
+      <w:numFmt w:val="lowerRoman"/>
+      <w:lvlText w:val="%6."/>
+      <w:lvlJc w:val="right"/>
+      <w:pPr>
+        <w:ind w:left="4320" w:hanging="180"/>
+      </w:pPr>
+    </w:lvl>
+    <w:lvl w:ilvl="6" w:tplc="3409000F" w:tentative="1">
+      <w:start w:val="1"/>
+      <w:numFmt w:val="decimal"/>
+      <w:lvlText w:val="%7."/>
+      <w:lvlJc w:val="left"/>
+      <w:pPr>
+        <w:ind w:left="5040" w:hanging="360"/>
+      </w:pPr>
+    </w:lvl>
+    <w:lvl w:ilvl="7" w:tplc="34090019" w:tentative="1">
+      <w:start w:val="1"/>
+      <w:numFmt w:val="lowerLetter"/>
+      <w:lvlText w:val="%8."/>
+      <w:lvlJc w:val="left"/>
+      <w:pPr>
+        <w:ind w:left="5760" w:hanging="360"/>
+      </w:pPr>
+    </w:lvl>
+    <w:lvl w:ilvl="8" w:tplc="3409001B" w:tentative="1">
+      <w:start w:val="1"/>
+      <w:numFmt w:val="lowerRoman"/>
+      <w:lvlText w:val="%9."/>
+      <w:lvlJc w:val="right"/>
+      <w:pPr>
+        <w:ind w:left="6480" w:hanging="180"/>
+      </w:pPr>
+    </w:lvl>
+  </w:abstractNum>
   <w:num w:numId="1" w16cid:durableId="71899945">
+    <w:abstractNumId w:val="1"/>
+  </w:num>
+  <w:num w:numId="2" w16cid:durableId="2046785240">
     <w:abstractNumId w:val="0"/>
+  </w:num>
+  <w:num w:numId="3" w16cid:durableId="2056004358">
+    <w:abstractNumId w:val="2"/>
   </w:num>
 </w:numbering>
 </file>
